--- a/skills/wisconsin-legal-writing/assets/06-proposed-order.docx
+++ b/skills/wisconsin-legal-writing/assets/06-proposed-order.docx
@@ -395,7 +395,7 @@
     <w:sectPr>
       <w:headerReference w:type="first" r:id="rId9"/>
       <w:pgSz w:w="12240" w:h="15840"/>
-      <w:pgMar w:top="720" w:right="1440" w:bottom="1368" w:left="1440" w:header="720" w:footer="720" w:gutter="0"/>
+      <w:pgMar w:top="1368" w:right="1440" w:bottom="1368" w:left="1440" w:header="720" w:footer="720" w:gutter="0"/>
       <w:cols w:space="720"/>
       <w:titlePg/>
       <w:docGrid w:linePitch="360"/>
